--- a/research/release-candidates/preprint-short-formats-20260924/inputs/ASO-extended-evidence.docx
+++ b/research/release-candidates/preprint-short-formats-20260924/inputs/ASO-extended-evidence.docx
@@ -1182,7 +1182,7 @@
         <w:rPr>
           <w:b w:val="0"/>
         </w:rPr>
-        <w:t>25. Watt AT, G Swayze, EE Swayze and SM Freier. (2020). Likelihood of Nonspecific Activity of Gapmer Antisense Oligonucleotides Is Associated with Relative Hybridization Free Energy. Nucleic Acid Ther. doi:10.1089/nat.2020.0847</w:t>
+        <w:t>25. Watt AT, G Swayze, EE Swayze and SM Freier. (2020). Likelihood of Nonspecific Activity of Gapmer Antisense Oligonucleotides Is Associated with Relative Hybridization Free Energy. Nucleic Acid Ther 30(4):215–228. doi:10.1089/nat.2020.0847</w:t>
       </w:r>
     </w:p>
     <w:p>
